--- a/Diari/Diario1109.docx
+++ b/Diari/Diario1109.docx
@@ -307,7 +307,35 @@
               <w:rPr>
                 <w:rFonts w:ascii="Arial" w:hAnsi="Arial" w:cs="Arial"/>
               </w:rPr>
-              <w:t>Teoria git (version control e comandi base)</w:t>
+              <w:t xml:space="preserve">Teoria </w:t>
+            </w:r>
+            <w:proofErr w:type="spellStart"/>
+            <w:r>
+              <w:rPr>
+                <w:rFonts w:ascii="Arial" w:hAnsi="Arial" w:cs="Arial"/>
+              </w:rPr>
+              <w:t>git</w:t>
+            </w:r>
+            <w:proofErr w:type="spellEnd"/>
+            <w:r>
+              <w:rPr>
+                <w:rFonts w:ascii="Arial" w:hAnsi="Arial" w:cs="Arial"/>
+              </w:rPr>
+              <w:t xml:space="preserve"> (</w:t>
+            </w:r>
+            <w:proofErr w:type="spellStart"/>
+            <w:r>
+              <w:rPr>
+                <w:rFonts w:ascii="Arial" w:hAnsi="Arial" w:cs="Arial"/>
+              </w:rPr>
+              <w:t>version</w:t>
+            </w:r>
+            <w:proofErr w:type="spellEnd"/>
+            <w:r>
+              <w:rPr>
+                <w:rFonts w:ascii="Arial" w:hAnsi="Arial" w:cs="Arial"/>
+              </w:rPr>
+              <w:t xml:space="preserve"> control e comandi base)</w:t>
             </w:r>
             <w:r>
               <w:rPr>
@@ -489,8 +517,46 @@
               <w:rPr>
                 <w:rFonts w:ascii="Arial" w:hAnsi="Arial" w:cs="Arial"/>
               </w:rPr>
-              <w:t>Modificare determinati dettagli del quaderno dei compiti (tra questi cambio di linguaggio di programmazione e una descrizione generica del progetto)</w:t>
+              <w:t xml:space="preserve">Modificare determinati dettagli del quaderno dei compiti (tra </w:t>
             </w:r>
+            <w:r>
+              <w:rPr>
+                <w:rFonts w:ascii="Arial" w:hAnsi="Arial" w:cs="Arial"/>
+              </w:rPr>
+              <w:t>questi cambi</w:t>
+            </w:r>
+            <w:r>
+              <w:rPr>
+                <w:rFonts w:ascii="Arial" w:hAnsi="Arial" w:cs="Arial"/>
+              </w:rPr>
+              <w:t xml:space="preserve"> di linguaggio di programmazione e una descrizione generica del progetto)</w:t>
+            </w:r>
+          </w:p>
+          <w:p>
+            <w:pPr>
+              <w:pStyle w:val="Paragrafoelenco"/>
+              <w:numPr>
+                <w:ilvl w:val="0"/>
+                <w:numId w:val="21"/>
+              </w:numPr>
+              <w:rPr>
+                <w:rFonts w:ascii="Arial" w:hAnsi="Arial" w:cs="Arial"/>
+              </w:rPr>
+            </w:pPr>
+            <w:r>
+              <w:rPr>
+                <w:rFonts w:ascii="Arial" w:hAnsi="Arial" w:cs="Arial"/>
+              </w:rPr>
+              <w:t xml:space="preserve">Creazione del progetto base in </w:t>
+            </w:r>
+            <w:proofErr w:type="spellStart"/>
+            <w:r>
+              <w:rPr>
+                <w:rFonts w:ascii="Arial" w:hAnsi="Arial" w:cs="Arial"/>
+              </w:rPr>
+              <w:t>Unity</w:t>
+            </w:r>
+            <w:proofErr w:type="spellEnd"/>
           </w:p>
           <w:p>
             <w:pPr>
@@ -588,7 +654,21 @@
               <w:rPr>
                 <w:rFonts w:ascii="Arial" w:hAnsi="Arial" w:cs="Arial"/>
               </w:rPr>
-              <w:t xml:space="preserve">C# con unity. </w:t>
+              <w:t xml:space="preserve">C# con </w:t>
+            </w:r>
+            <w:proofErr w:type="spellStart"/>
+            <w:r>
+              <w:rPr>
+                <w:rFonts w:ascii="Arial" w:hAnsi="Arial" w:cs="Arial"/>
+              </w:rPr>
+              <w:t>unity</w:t>
+            </w:r>
+            <w:proofErr w:type="spellEnd"/>
+            <w:r>
+              <w:rPr>
+                <w:rFonts w:ascii="Arial" w:hAnsi="Arial" w:cs="Arial"/>
+              </w:rPr>
+              <w:t xml:space="preserve">. </w:t>
             </w:r>
           </w:p>
           <w:p>
@@ -616,7 +696,21 @@
               <w:rPr>
                 <w:rFonts w:ascii="Arial" w:hAnsi="Arial" w:cs="Arial"/>
               </w:rPr>
-              <w:t xml:space="preserve">In più Unity migliora la qualità visiva dell’interfaccia in confronto ad un progetto web. </w:t>
+              <w:t xml:space="preserve">In più </w:t>
+            </w:r>
+            <w:proofErr w:type="spellStart"/>
+            <w:r>
+              <w:rPr>
+                <w:rFonts w:ascii="Arial" w:hAnsi="Arial" w:cs="Arial"/>
+              </w:rPr>
+              <w:t>Unity</w:t>
+            </w:r>
+            <w:proofErr w:type="spellEnd"/>
+            <w:r>
+              <w:rPr>
+                <w:rFonts w:ascii="Arial" w:hAnsi="Arial" w:cs="Arial"/>
+              </w:rPr>
+              <w:t xml:space="preserve"> migliora la qualità visiva dell’interfaccia in confronto ad un progetto web. </w:t>
             </w:r>
           </w:p>
         </w:tc>
@@ -936,7 +1030,25 @@
               <w:bCs/>
               <w:color w:val="666666"/>
             </w:rPr>
-            <w:t>Nomi AI utilizzati</w:t>
+            <w:t xml:space="preserve">Nomi </w:t>
+          </w:r>
+          <w:proofErr w:type="gramStart"/>
+          <w:r>
+            <w:rPr>
+              <w:b/>
+              <w:bCs/>
+              <w:color w:val="666666"/>
+            </w:rPr>
+            <w:t>AI</w:t>
+          </w:r>
+          <w:proofErr w:type="gramEnd"/>
+          <w:r>
+            <w:rPr>
+              <w:b/>
+              <w:bCs/>
+              <w:color w:val="666666"/>
+            </w:rPr>
+            <w:t xml:space="preserve"> utilizzati</w:t>
           </w:r>
         </w:sdtContent>
       </w:sdt>
@@ -1590,11 +1702,19 @@
         <w:text/>
       </w:sdtPr>
       <w:sdtContent>
+        <w:proofErr w:type="spellStart"/>
         <w:r>
           <w:rPr>
             <w:rFonts w:ascii="Arial" w:hAnsi="Arial" w:cs="Arial"/>
           </w:rPr>
-          <w:t>CoreDel RGD</w:t>
+          <w:t>CoreDel</w:t>
+        </w:r>
+        <w:proofErr w:type="spellEnd"/>
+        <w:r>
+          <w:rPr>
+            <w:rFonts w:ascii="Arial" w:hAnsi="Arial" w:cs="Arial"/>
+          </w:rPr>
+          <w:t xml:space="preserve"> RGD</w:t>
         </w:r>
       </w:sdtContent>
     </w:sdt>
@@ -1736,7 +1856,23 @@
         <w:rFonts w:ascii="Arial" w:hAnsi="Arial" w:cs="Arial"/>
         <w:lang w:val="fr-CH"/>
       </w:rPr>
-      <w:t>Marco Del Core I3BB</w:t>
+      <w:t xml:space="preserve">Marco Del </w:t>
+    </w:r>
+    <w:proofErr w:type="spellStart"/>
+    <w:r>
+      <w:rPr>
+        <w:rFonts w:ascii="Arial" w:hAnsi="Arial" w:cs="Arial"/>
+        <w:lang w:val="fr-CH"/>
+      </w:rPr>
+      <w:t>Core</w:t>
+    </w:r>
+    <w:proofErr w:type="spellEnd"/>
+    <w:r>
+      <w:rPr>
+        <w:rFonts w:ascii="Arial" w:hAnsi="Arial" w:cs="Arial"/>
+        <w:lang w:val="fr-CH"/>
+      </w:rPr>
+      <w:t xml:space="preserve"> I3BB</w:t>
     </w:r>
   </w:p>
 </w:hdr>
@@ -5409,6 +5545,7 @@
     <w:rsid w:val="00925A3A"/>
     <w:rsid w:val="0095694A"/>
     <w:rsid w:val="00997E7D"/>
+    <w:rsid w:val="009A1EAA"/>
     <w:rsid w:val="009D5B0A"/>
     <w:rsid w:val="00A139A6"/>
     <w:rsid w:val="00A1514F"/>
@@ -5440,6 +5577,7 @@
     <w:rsid w:val="00D81F90"/>
     <w:rsid w:val="00DD4DB7"/>
     <w:rsid w:val="00DE6AA0"/>
+    <w:rsid w:val="00DE7A83"/>
     <w:rsid w:val="00DF62F5"/>
     <w:rsid w:val="00E07B40"/>
     <w:rsid w:val="00E13AFB"/>
@@ -5451,6 +5589,7 @@
     <w:rsid w:val="00EB36D6"/>
     <w:rsid w:val="00EC6CCE"/>
     <w:rsid w:val="00EE4297"/>
+    <w:rsid w:val="00EE6BCB"/>
     <w:rsid w:val="00F1629B"/>
     <w:rsid w:val="00F53A00"/>
     <w:rsid w:val="00F902BF"/>

--- a/Diari/Diario1109.docx
+++ b/Diari/Diario1109.docx
@@ -307,35 +307,7 @@
               <w:rPr>
                 <w:rFonts w:ascii="Arial" w:hAnsi="Arial" w:cs="Arial"/>
               </w:rPr>
-              <w:t xml:space="preserve">Teoria </w:t>
-            </w:r>
-            <w:proofErr w:type="spellStart"/>
-            <w:r>
-              <w:rPr>
-                <w:rFonts w:ascii="Arial" w:hAnsi="Arial" w:cs="Arial"/>
-              </w:rPr>
-              <w:t>git</w:t>
-            </w:r>
-            <w:proofErr w:type="spellEnd"/>
-            <w:r>
-              <w:rPr>
-                <w:rFonts w:ascii="Arial" w:hAnsi="Arial" w:cs="Arial"/>
-              </w:rPr>
-              <w:t xml:space="preserve"> (</w:t>
-            </w:r>
-            <w:proofErr w:type="spellStart"/>
-            <w:r>
-              <w:rPr>
-                <w:rFonts w:ascii="Arial" w:hAnsi="Arial" w:cs="Arial"/>
-              </w:rPr>
-              <w:t>version</w:t>
-            </w:r>
-            <w:proofErr w:type="spellEnd"/>
-            <w:r>
-              <w:rPr>
-                <w:rFonts w:ascii="Arial" w:hAnsi="Arial" w:cs="Arial"/>
-              </w:rPr>
-              <w:t xml:space="preserve"> control e comandi base)</w:t>
+              <w:t>Teoria git (version control e comandi base)</w:t>
             </w:r>
             <w:r>
               <w:rPr>
@@ -549,14 +521,12 @@
               </w:rPr>
               <w:t xml:space="preserve">Creazione del progetto base in </w:t>
             </w:r>
-            <w:proofErr w:type="spellStart"/>
             <w:r>
               <w:rPr>
                 <w:rFonts w:ascii="Arial" w:hAnsi="Arial" w:cs="Arial"/>
               </w:rPr>
               <w:t>Unity</w:t>
             </w:r>
-            <w:proofErr w:type="spellEnd"/>
           </w:p>
           <w:p>
             <w:pPr>
@@ -654,21 +624,7 @@
               <w:rPr>
                 <w:rFonts w:ascii="Arial" w:hAnsi="Arial" w:cs="Arial"/>
               </w:rPr>
-              <w:t xml:space="preserve">C# con </w:t>
-            </w:r>
-            <w:proofErr w:type="spellStart"/>
-            <w:r>
-              <w:rPr>
-                <w:rFonts w:ascii="Arial" w:hAnsi="Arial" w:cs="Arial"/>
-              </w:rPr>
-              <w:t>unity</w:t>
-            </w:r>
-            <w:proofErr w:type="spellEnd"/>
-            <w:r>
-              <w:rPr>
-                <w:rFonts w:ascii="Arial" w:hAnsi="Arial" w:cs="Arial"/>
-              </w:rPr>
-              <w:t xml:space="preserve">. </w:t>
+              <w:t xml:space="preserve">C# con unity. </w:t>
             </w:r>
           </w:p>
           <w:p>
@@ -696,21 +652,47 @@
               <w:rPr>
                 <w:rFonts w:ascii="Arial" w:hAnsi="Arial" w:cs="Arial"/>
               </w:rPr>
-              <w:t xml:space="preserve">In più </w:t>
+              <w:t xml:space="preserve">In più Unity migliora la qualità visiva dell’interfaccia in confronto ad un progetto web. </w:t>
             </w:r>
-            <w:proofErr w:type="spellStart"/>
+          </w:p>
+          <w:p>
+            <w:pPr>
+              <w:pStyle w:val="Paragrafoelenco"/>
+              <w:numPr>
+                <w:ilvl w:val="0"/>
+                <w:numId w:val="22"/>
+              </w:numPr>
+              <w:rPr>
+                <w:rFonts w:ascii="Arial" w:hAnsi="Arial" w:cs="Arial"/>
+              </w:rPr>
+            </w:pPr>
             <w:r>
               <w:rPr>
                 <w:rFonts w:ascii="Arial" w:hAnsi="Arial" w:cs="Arial"/>
               </w:rPr>
-              <w:t>Unity</w:t>
+              <w:t>Quando creo un progetto unity e devo committarlo mi segna migliaia di file</w:t>
             </w:r>
-            <w:proofErr w:type="spellEnd"/>
+          </w:p>
+          <w:p>
+            <w:pPr>
+              <w:pStyle w:val="Paragrafoelenco"/>
+              <w:rPr>
+                <w:rFonts w:ascii="Arial" w:hAnsi="Arial" w:cs="Arial"/>
+              </w:rPr>
+            </w:pPr>
             <w:r>
               <w:rPr>
                 <w:rFonts w:ascii="Arial" w:hAnsi="Arial" w:cs="Arial"/>
-              </w:rPr>
-              <w:t xml:space="preserve"> migliora la qualità visiva dell’interfaccia in confronto ad un progetto web. </w:t>
+                <w:b/>
+                <w:bCs/>
+              </w:rPr>
+              <w:t>Soluzione</w:t>
+            </w:r>
+            <w:r>
+              <w:rPr>
+                <w:rFonts w:ascii="Arial" w:hAnsi="Arial" w:cs="Arial"/>
+              </w:rPr>
+              <w:t>: non ancora sistemato</w:t>
             </w:r>
           </w:p>
         </w:tc>
@@ -764,6 +746,12 @@
                 <w:rFonts w:ascii="Arial" w:hAnsi="Arial" w:cs="Arial"/>
               </w:rPr>
             </w:pPr>
+            <w:r>
+              <w:rPr>
+                <w:rFonts w:ascii="Arial" w:hAnsi="Arial" w:cs="Arial"/>
+              </w:rPr>
+              <w:t>In linea tralasciando l’upload del progetto unity</w:t>
+            </w:r>
           </w:p>
         </w:tc>
       </w:tr>
@@ -1030,25 +1018,7 @@
               <w:bCs/>
               <w:color w:val="666666"/>
             </w:rPr>
-            <w:t xml:space="preserve">Nomi </w:t>
-          </w:r>
-          <w:proofErr w:type="gramStart"/>
-          <w:r>
-            <w:rPr>
-              <w:b/>
-              <w:bCs/>
-              <w:color w:val="666666"/>
-            </w:rPr>
-            <w:t>AI</w:t>
-          </w:r>
-          <w:proofErr w:type="gramEnd"/>
-          <w:r>
-            <w:rPr>
-              <w:b/>
-              <w:bCs/>
-              <w:color w:val="666666"/>
-            </w:rPr>
-            <w:t xml:space="preserve"> utilizzati</w:t>
+            <w:t>Nomi AI utilizzati</w:t>
           </w:r>
         </w:sdtContent>
       </w:sdt>
@@ -1702,19 +1672,11 @@
         <w:text/>
       </w:sdtPr>
       <w:sdtContent>
-        <w:proofErr w:type="spellStart"/>
         <w:r>
           <w:rPr>
             <w:rFonts w:ascii="Arial" w:hAnsi="Arial" w:cs="Arial"/>
           </w:rPr>
-          <w:t>CoreDel</w:t>
-        </w:r>
-        <w:proofErr w:type="spellEnd"/>
-        <w:r>
-          <w:rPr>
-            <w:rFonts w:ascii="Arial" w:hAnsi="Arial" w:cs="Arial"/>
-          </w:rPr>
-          <w:t xml:space="preserve"> RGD</w:t>
+          <w:t>CoreDel RGD</w:t>
         </w:r>
       </w:sdtContent>
     </w:sdt>
@@ -1856,23 +1818,7 @@
         <w:rFonts w:ascii="Arial" w:hAnsi="Arial" w:cs="Arial"/>
         <w:lang w:val="fr-CH"/>
       </w:rPr>
-      <w:t xml:space="preserve">Marco Del </w:t>
-    </w:r>
-    <w:proofErr w:type="spellStart"/>
-    <w:r>
-      <w:rPr>
-        <w:rFonts w:ascii="Arial" w:hAnsi="Arial" w:cs="Arial"/>
-        <w:lang w:val="fr-CH"/>
-      </w:rPr>
-      <w:t>Core</w:t>
-    </w:r>
-    <w:proofErr w:type="spellEnd"/>
-    <w:r>
-      <w:rPr>
-        <w:rFonts w:ascii="Arial" w:hAnsi="Arial" w:cs="Arial"/>
-        <w:lang w:val="fr-CH"/>
-      </w:rPr>
-      <w:t xml:space="preserve"> I3BB</w:t>
+      <w:t>Marco Del Core I3BB</w:t>
     </w:r>
   </w:p>
 </w:hdr>
@@ -5557,10 +5503,12 @@
     <w:rsid w:val="00AE278E"/>
     <w:rsid w:val="00AE7D08"/>
     <w:rsid w:val="00AF0AA0"/>
+    <w:rsid w:val="00B168CC"/>
     <w:rsid w:val="00B36B9F"/>
     <w:rsid w:val="00B5079C"/>
     <w:rsid w:val="00BA288D"/>
     <w:rsid w:val="00BD119E"/>
+    <w:rsid w:val="00BF0EEF"/>
     <w:rsid w:val="00C22A10"/>
     <w:rsid w:val="00C57AC2"/>
     <w:rsid w:val="00C64B5D"/>
